--- a/Reportes/FJ_GarantiaJ_IS313.docx
+++ b/Reportes/FJ_GarantiaJ_IS313.docx
@@ -51,7 +51,33 @@
           <w:sz w:val="17"/>
           <w:szCs w:val="24"/>
         </w:rPr>
-        <w:t>{custom.NumeroFianza}</w:t>
+        <w:t>{</w:t>
+      </w:r>
+      <w:proofErr w:type="spellStart"/>
+      <w:proofErr w:type="gramStart"/>
+      <w:r>
+        <w:rPr>
+          <w:rFonts w:ascii="Arial" w:eastAsia="Times New Roman" w:hAnsi="Arial" w:cs="Arial"/>
+          <w:b/>
+          <w:color w:val="000000"/>
+          <w:kern w:val="2"/>
+          <w:sz w:val="17"/>
+          <w:szCs w:val="24"/>
+        </w:rPr>
+        <w:t>custom.NumeroFianza</w:t>
+      </w:r>
+      <w:proofErr w:type="spellEnd"/>
+      <w:proofErr w:type="gramEnd"/>
+      <w:r>
+        <w:rPr>
+          <w:rFonts w:ascii="Arial" w:eastAsia="Times New Roman" w:hAnsi="Arial" w:cs="Arial"/>
+          <w:b/>
+          <w:color w:val="000000"/>
+          <w:kern w:val="2"/>
+          <w:sz w:val="17"/>
+          <w:szCs w:val="24"/>
+        </w:rPr>
+        <w:t>}</w:t>
       </w:r>
     </w:p>
     <w:p>
@@ -103,7 +129,33 @@
           <w:sz w:val="17"/>
           <w:szCs w:val="24"/>
         </w:rPr>
-        <w:t>{custom.Prestamo}</w:t>
+        <w:t>{</w:t>
+      </w:r>
+      <w:proofErr w:type="spellStart"/>
+      <w:proofErr w:type="gramStart"/>
+      <w:r>
+        <w:rPr>
+          <w:rFonts w:ascii="Arial" w:eastAsia="Times New Roman" w:hAnsi="Arial" w:cs="Arial"/>
+          <w:b/>
+          <w:color w:val="000000"/>
+          <w:kern w:val="2"/>
+          <w:sz w:val="17"/>
+          <w:szCs w:val="24"/>
+        </w:rPr>
+        <w:t>custom.Prestamo</w:t>
+      </w:r>
+      <w:proofErr w:type="spellEnd"/>
+      <w:proofErr w:type="gramEnd"/>
+      <w:r>
+        <w:rPr>
+          <w:rFonts w:ascii="Arial" w:eastAsia="Times New Roman" w:hAnsi="Arial" w:cs="Arial"/>
+          <w:b/>
+          <w:color w:val="000000"/>
+          <w:kern w:val="2"/>
+          <w:sz w:val="17"/>
+          <w:szCs w:val="24"/>
+        </w:rPr>
+        <w:t>}</w:t>
       </w:r>
     </w:p>
     <w:p>
@@ -155,7 +207,33 @@
           <w:sz w:val="17"/>
           <w:szCs w:val="24"/>
         </w:rPr>
-        <w:t>{custom.AFavor}</w:t>
+        <w:t>{</w:t>
+      </w:r>
+      <w:proofErr w:type="spellStart"/>
+      <w:proofErr w:type="gramStart"/>
+      <w:r>
+        <w:rPr>
+          <w:rFonts w:ascii="Arial" w:eastAsia="Times New Roman" w:hAnsi="Arial" w:cs="Arial"/>
+          <w:b/>
+          <w:color w:val="000000"/>
+          <w:kern w:val="2"/>
+          <w:sz w:val="17"/>
+          <w:szCs w:val="24"/>
+        </w:rPr>
+        <w:t>custom.AFavor</w:t>
+      </w:r>
+      <w:proofErr w:type="spellEnd"/>
+      <w:proofErr w:type="gramEnd"/>
+      <w:r>
+        <w:rPr>
+          <w:rFonts w:ascii="Arial" w:eastAsia="Times New Roman" w:hAnsi="Arial" w:cs="Arial"/>
+          <w:b/>
+          <w:color w:val="000000"/>
+          <w:kern w:val="2"/>
+          <w:sz w:val="17"/>
+          <w:szCs w:val="24"/>
+        </w:rPr>
+        <w:t>}</w:t>
       </w:r>
     </w:p>
     <w:p>
@@ -207,7 +285,33 @@
           <w:sz w:val="17"/>
           <w:szCs w:val="24"/>
         </w:rPr>
-        <w:t>{custom.SumaTextoTotal}</w:t>
+        <w:t>{</w:t>
+      </w:r>
+      <w:proofErr w:type="spellStart"/>
+      <w:proofErr w:type="gramStart"/>
+      <w:r>
+        <w:rPr>
+          <w:rFonts w:ascii="Arial" w:eastAsia="Times New Roman" w:hAnsi="Arial" w:cs="Arial"/>
+          <w:b/>
+          <w:color w:val="000000"/>
+          <w:kern w:val="2"/>
+          <w:sz w:val="17"/>
+          <w:szCs w:val="24"/>
+        </w:rPr>
+        <w:t>custom.SumaTextoTotal</w:t>
+      </w:r>
+      <w:proofErr w:type="spellEnd"/>
+      <w:proofErr w:type="gramEnd"/>
+      <w:r>
+        <w:rPr>
+          <w:rFonts w:ascii="Arial" w:eastAsia="Times New Roman" w:hAnsi="Arial" w:cs="Arial"/>
+          <w:b/>
+          <w:color w:val="000000"/>
+          <w:kern w:val="2"/>
+          <w:sz w:val="17"/>
+          <w:szCs w:val="24"/>
+        </w:rPr>
+        <w:t>}</w:t>
       </w:r>
     </w:p>
     <w:p>
@@ -259,7 +363,33 @@
           <w:sz w:val="17"/>
           <w:szCs w:val="24"/>
         </w:rPr>
-        <w:t>{custom.SumaTextoTotal}</w:t>
+        <w:t>{</w:t>
+      </w:r>
+      <w:proofErr w:type="spellStart"/>
+      <w:proofErr w:type="gramStart"/>
+      <w:r>
+        <w:rPr>
+          <w:rFonts w:ascii="Arial" w:eastAsia="Times New Roman" w:hAnsi="Arial" w:cs="Arial"/>
+          <w:b/>
+          <w:color w:val="000000"/>
+          <w:kern w:val="2"/>
+          <w:sz w:val="17"/>
+          <w:szCs w:val="24"/>
+        </w:rPr>
+        <w:t>custom.SumaTextoTotal</w:t>
+      </w:r>
+      <w:proofErr w:type="spellEnd"/>
+      <w:proofErr w:type="gramEnd"/>
+      <w:r>
+        <w:rPr>
+          <w:rFonts w:ascii="Arial" w:eastAsia="Times New Roman" w:hAnsi="Arial" w:cs="Arial"/>
+          <w:b/>
+          <w:color w:val="000000"/>
+          <w:kern w:val="2"/>
+          <w:sz w:val="17"/>
+          <w:szCs w:val="24"/>
+        </w:rPr>
+        <w:t>}</w:t>
       </w:r>
     </w:p>
     <w:p>
@@ -311,7 +441,33 @@
           <w:sz w:val="17"/>
           <w:szCs w:val="24"/>
         </w:rPr>
-        <w:t>{custom.NumeroContrato}</w:t>
+        <w:t>{</w:t>
+      </w:r>
+      <w:proofErr w:type="spellStart"/>
+      <w:proofErr w:type="gramStart"/>
+      <w:r>
+        <w:rPr>
+          <w:rFonts w:ascii="Arial" w:eastAsia="Times New Roman" w:hAnsi="Arial" w:cs="Arial"/>
+          <w:b/>
+          <w:color w:val="000000"/>
+          <w:kern w:val="2"/>
+          <w:sz w:val="17"/>
+          <w:szCs w:val="24"/>
+        </w:rPr>
+        <w:t>custom.NumeroContrato</w:t>
+      </w:r>
+      <w:proofErr w:type="spellEnd"/>
+      <w:proofErr w:type="gramEnd"/>
+      <w:r>
+        <w:rPr>
+          <w:rFonts w:ascii="Arial" w:eastAsia="Times New Roman" w:hAnsi="Arial" w:cs="Arial"/>
+          <w:b/>
+          <w:color w:val="000000"/>
+          <w:kern w:val="2"/>
+          <w:sz w:val="17"/>
+          <w:szCs w:val="24"/>
+        </w:rPr>
+        <w:t>}</w:t>
       </w:r>
     </w:p>
     <w:p>
@@ -363,7 +519,33 @@
           <w:sz w:val="17"/>
           <w:szCs w:val="24"/>
         </w:rPr>
-        <w:t>{custom.Tenedor}</w:t>
+        <w:t>{</w:t>
+      </w:r>
+      <w:proofErr w:type="spellStart"/>
+      <w:proofErr w:type="gramStart"/>
+      <w:r>
+        <w:rPr>
+          <w:rFonts w:ascii="Arial" w:eastAsia="Times New Roman" w:hAnsi="Arial" w:cs="Arial"/>
+          <w:b/>
+          <w:color w:val="000000"/>
+          <w:kern w:val="2"/>
+          <w:sz w:val="17"/>
+          <w:szCs w:val="24"/>
+        </w:rPr>
+        <w:t>custom.Tenedor</w:t>
+      </w:r>
+      <w:proofErr w:type="spellEnd"/>
+      <w:proofErr w:type="gramEnd"/>
+      <w:r>
+        <w:rPr>
+          <w:rFonts w:ascii="Arial" w:eastAsia="Times New Roman" w:hAnsi="Arial" w:cs="Arial"/>
+          <w:b/>
+          <w:color w:val="000000"/>
+          <w:kern w:val="2"/>
+          <w:sz w:val="17"/>
+          <w:szCs w:val="24"/>
+        </w:rPr>
+        <w:t>}</w:t>
       </w:r>
     </w:p>
     <w:p>
@@ -550,7 +732,31 @@
           <w:sz w:val="17"/>
           <w:szCs w:val="24"/>
         </w:rPr>
-        <w:t>NÚMERO DE FIANZA: {custom.NumeroFianza}</w:t>
+        <w:t>NÚMERO DE FIANZA: {</w:t>
+      </w:r>
+      <w:proofErr w:type="spellStart"/>
+      <w:proofErr w:type="gramStart"/>
+      <w:r>
+        <w:rPr>
+          <w:rFonts w:ascii="Arial" w:eastAsia="Times New Roman" w:hAnsi="Arial" w:cs="Arial"/>
+          <w:color w:val="000000"/>
+          <w:kern w:val="2"/>
+          <w:sz w:val="17"/>
+          <w:szCs w:val="24"/>
+        </w:rPr>
+        <w:t>custom.NumeroFianza</w:t>
+      </w:r>
+      <w:proofErr w:type="spellEnd"/>
+      <w:proofErr w:type="gramEnd"/>
+      <w:r>
+        <w:rPr>
+          <w:rFonts w:ascii="Arial" w:eastAsia="Times New Roman" w:hAnsi="Arial" w:cs="Arial"/>
+          <w:color w:val="000000"/>
+          <w:kern w:val="2"/>
+          <w:sz w:val="17"/>
+          <w:szCs w:val="24"/>
+        </w:rPr>
+        <w:t>}</w:t>
       </w:r>
     </w:p>
     <w:p>
@@ -830,8 +1036,9 @@
           <w:sz w:val="18"/>
           <w:szCs w:val="24"/>
         </w:rPr>
-        <w:t>{custom.MonedaMonto}</w:t>
-      </w:r>
+        <w:t>{</w:t>
+      </w:r>
+      <w:proofErr w:type="spellStart"/>
       <w:r>
         <w:rPr>
           <w:rFonts w:ascii="Arial" w:eastAsia="Times New Roman" w:hAnsi="Arial" w:cs="Arial"/>
@@ -841,6 +1048,29 @@
           <w:sz w:val="18"/>
           <w:szCs w:val="24"/>
         </w:rPr>
+        <w:t>custom.MonedaMonto</w:t>
+      </w:r>
+      <w:proofErr w:type="spellEnd"/>
+      <w:r>
+        <w:rPr>
+          <w:rFonts w:ascii="Arial" w:eastAsia="Times New Roman" w:hAnsi="Arial" w:cs="Arial"/>
+          <w:b/>
+          <w:color w:val="000000"/>
+          <w:kern w:val="2"/>
+          <w:sz w:val="18"/>
+          <w:szCs w:val="24"/>
+        </w:rPr>
+        <w:t>}</w:t>
+      </w:r>
+      <w:r>
+        <w:rPr>
+          <w:rFonts w:ascii="Arial" w:eastAsia="Times New Roman" w:hAnsi="Arial" w:cs="Arial"/>
+          <w:b/>
+          <w:color w:val="000000"/>
+          <w:kern w:val="2"/>
+          <w:sz w:val="18"/>
+          <w:szCs w:val="24"/>
+        </w:rPr>
         <w:t>(</w:t>
       </w:r>
       <w:r>
@@ -852,8 +1082,9 @@
           <w:sz w:val="18"/>
           <w:szCs w:val="24"/>
         </w:rPr>
-        <w:t>{custom.SumaTexto}</w:t>
-      </w:r>
+        <w:t>{</w:t>
+      </w:r>
+      <w:proofErr w:type="spellStart"/>
       <w:r>
         <w:rPr>
           <w:rFonts w:ascii="Arial" w:eastAsia="Times New Roman" w:hAnsi="Arial" w:cs="Arial"/>
@@ -863,6 +1094,40 @@
           <w:sz w:val="18"/>
           <w:szCs w:val="24"/>
         </w:rPr>
+        <w:t>custom.Suma</w:t>
+      </w:r>
+      <w:r>
+        <w:rPr>
+          <w:rFonts w:ascii="Arial" w:eastAsia="Times New Roman" w:hAnsi="Arial" w:cs="Arial"/>
+          <w:b/>
+          <w:color w:val="000000"/>
+          <w:kern w:val="2"/>
+          <w:sz w:val="18"/>
+          <w:szCs w:val="24"/>
+        </w:rPr>
+        <w:t>Letras</w:t>
+      </w:r>
+      <w:proofErr w:type="spellEnd"/>
+      <w:r>
+        <w:rPr>
+          <w:rFonts w:ascii="Arial" w:eastAsia="Times New Roman" w:hAnsi="Arial" w:cs="Arial"/>
+          <w:b/>
+          <w:color w:val="000000"/>
+          <w:kern w:val="2"/>
+          <w:sz w:val="18"/>
+          <w:szCs w:val="24"/>
+        </w:rPr>
+        <w:t>}</w:t>
+      </w:r>
+      <w:r>
+        <w:rPr>
+          <w:rFonts w:ascii="Arial" w:eastAsia="Times New Roman" w:hAnsi="Arial" w:cs="Arial"/>
+          <w:b/>
+          <w:color w:val="000000"/>
+          <w:kern w:val="2"/>
+          <w:sz w:val="18"/>
+          <w:szCs w:val="24"/>
+        </w:rPr>
         <w:t xml:space="preserve">) </w:t>
       </w:r>
       <w:r>
@@ -895,7 +1160,31 @@
           <w:sz w:val="17"/>
           <w:szCs w:val="24"/>
         </w:rPr>
-        <w:t>{custom.Descripcion}</w:t>
+        <w:t>{</w:t>
+      </w:r>
+      <w:proofErr w:type="spellStart"/>
+      <w:r>
+        <w:rPr>
+          <w:rFonts w:ascii="Arial" w:eastAsia="Times New Roman" w:hAnsi="Arial" w:cs="Arial"/>
+          <w:b/>
+          <w:color w:val="000000"/>
+          <w:kern w:val="2"/>
+          <w:sz w:val="17"/>
+          <w:szCs w:val="24"/>
+        </w:rPr>
+        <w:t>custom.Descripcion</w:t>
+      </w:r>
+      <w:proofErr w:type="spellEnd"/>
+      <w:r>
+        <w:rPr>
+          <w:rFonts w:ascii="Arial" w:eastAsia="Times New Roman" w:hAnsi="Arial" w:cs="Arial"/>
+          <w:b/>
+          <w:color w:val="000000"/>
+          <w:kern w:val="2"/>
+          <w:sz w:val="17"/>
+          <w:szCs w:val="24"/>
+        </w:rPr>
+        <w:t>}</w:t>
       </w:r>
       <w:r>
         <w:rPr>
@@ -969,7 +1258,31 @@
           <w:sz w:val="17"/>
           <w:szCs w:val="24"/>
         </w:rPr>
-        <w:t>{custom.AFavor}</w:t>
+        <w:t>{</w:t>
+      </w:r>
+      <w:proofErr w:type="spellStart"/>
+      <w:r>
+        <w:rPr>
+          <w:rFonts w:ascii="Arial" w:eastAsia="Times New Roman" w:hAnsi="Arial" w:cs="Arial"/>
+          <w:b/>
+          <w:color w:val="000000"/>
+          <w:kern w:val="2"/>
+          <w:sz w:val="17"/>
+          <w:szCs w:val="24"/>
+        </w:rPr>
+        <w:t>custom.AFavor</w:t>
+      </w:r>
+      <w:proofErr w:type="spellEnd"/>
+      <w:r>
+        <w:rPr>
+          <w:rFonts w:ascii="Arial" w:eastAsia="Times New Roman" w:hAnsi="Arial" w:cs="Arial"/>
+          <w:b/>
+          <w:color w:val="000000"/>
+          <w:kern w:val="2"/>
+          <w:sz w:val="17"/>
+          <w:szCs w:val="24"/>
+        </w:rPr>
+        <w:t>}</w:t>
       </w:r>
       <w:r>
         <w:rPr>
@@ -1154,7 +1467,35 @@
           <w:sz w:val="17"/>
           <w:szCs w:val="24"/>
         </w:rPr>
-        <w:t>{custom.Tenedor}</w:t>
+        <w:t>{</w:t>
+      </w:r>
+      <w:proofErr w:type="spellStart"/>
+      <w:proofErr w:type="gramStart"/>
+      <w:r>
+        <w:rPr>
+          <w:rFonts w:ascii="Arial" w:eastAsia="Times New Roman" w:hAnsi="Arial" w:cs="Arial"/>
+          <w:b/>
+          <w:bCs/>
+          <w:color w:val="000000"/>
+          <w:kern w:val="2"/>
+          <w:sz w:val="17"/>
+          <w:szCs w:val="24"/>
+        </w:rPr>
+        <w:t>custom.Tenedor</w:t>
+      </w:r>
+      <w:proofErr w:type="spellEnd"/>
+      <w:proofErr w:type="gramEnd"/>
+      <w:r>
+        <w:rPr>
+          <w:rFonts w:ascii="Arial" w:eastAsia="Times New Roman" w:hAnsi="Arial" w:cs="Arial"/>
+          <w:b/>
+          <w:bCs/>
+          <w:color w:val="000000"/>
+          <w:kern w:val="2"/>
+          <w:sz w:val="17"/>
+          <w:szCs w:val="24"/>
+        </w:rPr>
+        <w:t>}</w:t>
       </w:r>
       <w:r>
         <w:rPr>
@@ -1186,8 +1527,10 @@
           <w:sz w:val="18"/>
           <w:szCs w:val="24"/>
         </w:rPr>
-        <w:t>{custom.MonedaMonto}</w:t>
-      </w:r>
+        <w:t>{</w:t>
+      </w:r>
+      <w:proofErr w:type="spellStart"/>
+      <w:proofErr w:type="gramStart"/>
       <w:r>
         <w:rPr>
           <w:rFonts w:ascii="Arial" w:eastAsia="Times New Roman" w:hAnsi="Arial" w:cs="Arial"/>
@@ -1197,6 +1540,30 @@
           <w:sz w:val="18"/>
           <w:szCs w:val="24"/>
         </w:rPr>
+        <w:t>custom.MonedaMonto</w:t>
+      </w:r>
+      <w:proofErr w:type="spellEnd"/>
+      <w:proofErr w:type="gramEnd"/>
+      <w:r>
+        <w:rPr>
+          <w:rFonts w:ascii="Arial" w:eastAsia="Times New Roman" w:hAnsi="Arial" w:cs="Arial"/>
+          <w:b/>
+          <w:color w:val="000000"/>
+          <w:kern w:val="2"/>
+          <w:sz w:val="18"/>
+          <w:szCs w:val="24"/>
+        </w:rPr>
+        <w:t>}</w:t>
+      </w:r>
+      <w:r>
+        <w:rPr>
+          <w:rFonts w:ascii="Arial" w:eastAsia="Times New Roman" w:hAnsi="Arial" w:cs="Arial"/>
+          <w:b/>
+          <w:color w:val="000000"/>
+          <w:kern w:val="2"/>
+          <w:sz w:val="18"/>
+          <w:szCs w:val="24"/>
+        </w:rPr>
         <w:t xml:space="preserve"> (</w:t>
       </w:r>
       <w:r>
@@ -1208,7 +1575,42 @@
           <w:sz w:val="18"/>
           <w:szCs w:val="24"/>
         </w:rPr>
-        <w:t>{custom.SumaTexto}</w:t>
+        <w:t>{</w:t>
+      </w:r>
+      <w:proofErr w:type="spellStart"/>
+      <w:r>
+        <w:rPr>
+          <w:rFonts w:ascii="Arial" w:eastAsia="Times New Roman" w:hAnsi="Arial" w:cs="Arial"/>
+          <w:b/>
+          <w:color w:val="000000"/>
+          <w:kern w:val="2"/>
+          <w:sz w:val="18"/>
+          <w:szCs w:val="24"/>
+        </w:rPr>
+        <w:t>custom.Suma</w:t>
+      </w:r>
+      <w:r>
+        <w:rPr>
+          <w:rFonts w:ascii="Arial" w:eastAsia="Times New Roman" w:hAnsi="Arial" w:cs="Arial"/>
+          <w:b/>
+          <w:color w:val="000000"/>
+          <w:kern w:val="2"/>
+          <w:sz w:val="18"/>
+          <w:szCs w:val="24"/>
+        </w:rPr>
+        <w:t>Letras</w:t>
+      </w:r>
+      <w:proofErr w:type="spellEnd"/>
+      <w:r>
+        <w:rPr>
+          <w:rFonts w:ascii="Arial" w:eastAsia="Times New Roman" w:hAnsi="Arial" w:cs="Arial"/>
+          <w:b/>
+          <w:color w:val="000000"/>
+          <w:kern w:val="2"/>
+          <w:sz w:val="18"/>
+          <w:szCs w:val="24"/>
+        </w:rPr>
+        <w:t>}</w:t>
       </w:r>
       <w:r>
         <w:rPr>
@@ -2096,7 +2498,31 @@
           <w:sz w:val="17"/>
           <w:szCs w:val="24"/>
         </w:rPr>
-        <w:t>{custom.FechaActualTextoMin}</w:t>
+        <w:t>{</w:t>
+      </w:r>
+      <w:proofErr w:type="spellStart"/>
+      <w:proofErr w:type="gramStart"/>
+      <w:r>
+        <w:rPr>
+          <w:rFonts w:ascii="Arial" w:eastAsia="Times New Roman" w:hAnsi="Arial" w:cs="Arial"/>
+          <w:color w:val="000000"/>
+          <w:kern w:val="2"/>
+          <w:sz w:val="17"/>
+          <w:szCs w:val="24"/>
+        </w:rPr>
+        <w:t>custom.FechaActualTextoMin</w:t>
+      </w:r>
+      <w:proofErr w:type="spellEnd"/>
+      <w:proofErr w:type="gramEnd"/>
+      <w:r>
+        <w:rPr>
+          <w:rFonts w:ascii="Arial" w:eastAsia="Times New Roman" w:hAnsi="Arial" w:cs="Arial"/>
+          <w:color w:val="000000"/>
+          <w:kern w:val="2"/>
+          <w:sz w:val="17"/>
+          <w:szCs w:val="24"/>
+        </w:rPr>
+        <w:t>}</w:t>
       </w:r>
     </w:p>
     <w:p>
